--- a/APS anotações.docx
+++ b/APS anotações.docx
@@ -145,6 +145,9 @@
       <w:r>
         <w:t xml:space="preserve">Isolamento da luminosidade </w:t>
       </w:r>
+      <w:r>
+        <w:t>(teste, saiu no código final )</w:t>
+      </w:r>
     </w:p>
     <w:p>
       <w:r>
@@ -153,6 +156,12 @@
       <w:r>
         <w:t>da área por conta da fumaça</w:t>
       </w:r>
+      <w:r>
+        <w:t xml:space="preserve"> </w:t>
+      </w:r>
+      <w:r>
+        <w:t>(teste, saiu no código final )</w:t>
+      </w:r>
     </w:p>
     <w:p>
       <w:r>
@@ -161,22 +170,41 @@
       <w:r>
         <w:t xml:space="preserve">parte de mata mais vermelho, comparei essas duas e fiz um filtro com luminosidade e azul maior que vermelho </w:t>
       </w:r>
+      <w:r>
+        <w:t>(teste, saiu no código final )</w:t>
+      </w:r>
     </w:p>
     <w:p/>
     <w:p>
+      <w:r>
+        <w:t xml:space="preserve">Aplicando filtros para detecção de cores e delimitação de áreas automáticos </w:t>
+      </w:r>
+    </w:p>
+    <w:p>
+      <w:r>
+        <w:t xml:space="preserve">Com o calculo </w:t>
+      </w:r>
       <w:proofErr w:type="spellStart"/>
       <w:r>
-        <w:t>Img</w:t>
+        <w:t>ExG</w:t>
       </w:r>
       <w:proofErr w:type="spellEnd"/>
       <w:r>
-        <w:t xml:space="preserve"> 1 deu certo. </w:t>
-      </w:r>
-    </w:p>
-    <w:p/>
-    <w:p>
-      <w:r>
-        <w:t xml:space="preserve">Aplicando filtros para detecção de cores e delimitação de áreas automáticos </w:t>
+        <w:t xml:space="preserve"> definimos os pixels que não tem </w:t>
+      </w:r>
+      <w:r>
+        <w:t xml:space="preserve">a cor verde predominante, então colocamos um filtro para detectar a área </w:t>
+      </w:r>
+      <w:r>
+        <w:t xml:space="preserve">de forma automatizada e realizar o </w:t>
+      </w:r>
+      <w:proofErr w:type="spellStart"/>
+      <w:r>
+        <w:t>calculo</w:t>
+      </w:r>
+      <w:proofErr w:type="spellEnd"/>
+      <w:r>
+        <w:t xml:space="preserve">. </w:t>
       </w:r>
     </w:p>
     <w:sectPr>
@@ -792,6 +820,7 @@
   <w:style w:type="character" w:default="1" w:styleId="Fontepargpadro">
     <w:name w:val="Default Paragraph Font"/>
     <w:uiPriority w:val="1"/>
+    <w:semiHidden/>
     <w:unhideWhenUsed/>
   </w:style>
   <w:style w:type="table" w:default="1" w:styleId="Tabelanormal">
